--- a/corpus/docx/level-003/template.docx
+++ b/corpus/docx/level-003/template.docx
@@ -12,68 +12,68 @@
     </w:p>
     <w:p>
       <w:r>
-        <w:t xml:space="preserve">{{t</w:t>
+        <w:t xml:space="preserve">{d.</w:t>
       </w:r>
       <w:r>
-        <w:t xml:space="preserve">itl</w:t>
+        <w:t xml:space="preserve">tit</w:t>
       </w:r>
       <w:r>
-        <w:t xml:space="preserve">e}}</w:t>
+        <w:t xml:space="preserve">le}</w:t>
       </w:r>
     </w:p>
     <w:p>
       <w:r>
-        <w:t xml:space="preserve">{{cu</w:t>
+        <w:t xml:space="preserve">{d.c</w:t>
       </w:r>
       <w:r>
-        <w:t xml:space="preserve">stom</w:t>
+        <w:t xml:space="preserve">usto</w:t>
       </w:r>
       <w:r>
-        <w:t xml:space="preserve">er}}</w:t>
+        <w:t xml:space="preserve">mer}</w:t>
       </w:r>
     </w:p>
     <w:p>
       <w:r>
-        <w:t xml:space="preserve">{{s</w:t>
+        <w:t xml:space="preserve">{d.</w:t>
       </w:r>
       <w:r>
-        <w:t xml:space="preserve">pac</w:t>
+        <w:t xml:space="preserve">spa</w:t>
       </w:r>
       <w:r>
-        <w:t xml:space="preserve">ed}}</w:t>
+        <w:t xml:space="preserve">ced}</w:t>
       </w:r>
     </w:p>
     <w:p>
       <w:r>
-        <w:t xml:space="preserve">{{l</w:t>
+        <w:t xml:space="preserve">{d.</w:t>
       </w:r>
       <w:r>
-        <w:t xml:space="preserve">iter</w:t>
+        <w:t xml:space="preserve">lite</w:t>
       </w:r>
       <w:r>
-        <w:t xml:space="preserve">al}}</w:t>
+        <w:t xml:space="preserve">ral}</w:t>
       </w:r>
     </w:p>
     <w:p>
       <w:r>
-        <w:t xml:space="preserve">{{c</w:t>
+        <w:t xml:space="preserve">{d.</w:t>
       </w:r>
       <w:r>
-        <w:t xml:space="preserve">oun</w:t>
+        <w:t xml:space="preserve">cou</w:t>
       </w:r>
       <w:r>
-        <w:t xml:space="preserve">t}}</w:t>
+        <w:t xml:space="preserve">nt}</w:t>
       </w:r>
     </w:p>
     <w:p>
       <w:r>
-        <w:t xml:space="preserve">{{e</w:t>
+        <w:t xml:space="preserve">{d.</w:t>
       </w:r>
       <w:r>
-        <w:t xml:space="preserve">nabl</w:t>
+        <w:t xml:space="preserve">enab</w:t>
       </w:r>
       <w:r>
-        <w:t xml:space="preserve">ed}}</w:t>
+        <w:t xml:space="preserve">led}</w:t>
       </w:r>
     </w:p>
     <w:sectPr>
